--- a/downloads/documents/05 Materials/Unit 07/Slides/Slides 07.09 - The Elevator Pitch.docx
+++ b/downloads/documents/05 Materials/Unit 07/Slides/Slides 07.09 - The Elevator Pitch.docx
@@ -40,6 +40,18 @@
       </w:pPr>
       <w:r>
         <w:t xml:space="preserve">Unit 7, Lesson 7.9, Topic 7.2 FACS Shark Tank</w:t>
+      </w:r>
+    </w:p>
+    <w:p>
+      <w:pPr>
+        <w:numPr>
+          <w:ilvl w:val="0"/>
+          <w:numId w:val="1001"/>
+        </w:numPr>
+        <w:pStyle w:val="Compact"/>
+      </w:pPr>
+      <w:r>
+        <w:t xml:space="preserve">A pitch is a short, planned talk that makes somebody want to say yes</w:t>
       </w:r>
     </w:p>
     <w:p>
@@ -1212,7 +1224,7 @@
         <w:pStyle w:val="Compact"/>
       </w:pPr>
       <w:r>
-        <w:t xml:space="preserve">Read it out loud at your table while a teammate times you</w:t>
+        <w:t xml:space="preserve">Stand up. Read it out loud at your table while a teammate times you</w:t>
       </w:r>
     </w:p>
     <w:p>
